--- a/Project Documents/721814 SOP/721814 SOP/RSU/ICF global assent more than 12 years template CS_TP_RSU0075 Revision 2.docx
+++ b/Project Documents/721814 SOP/721814 SOP/RSU/ICF global assent more than 12 years template CS_TP_RSU0075 Revision 2.docx
@@ -282,6 +282,8 @@
           <w:footerReference w:type="default" r:id="rId11"/>
           <w:headerReference w:type="first" r:id="rId12"/>
           <w:footerReference w:type="first" r:id="rId13"/>
+          <w:headerReference w:type="even" r:id="rId20"/>
+          <w:footerReference w:type="even" r:id="rId21"/>
           <w:pgSz w:w="12240" w:h="15840" w:code="1"/>
           <w:pgMar w:top="360" w:right="1440" w:bottom="1440" w:left="1440" w:header="720" w:footer="720" w:gutter="0"/>
           <w:paperSrc w:first="7" w:other="7"/>
@@ -4006,6 +4008,16 @@
 </w:ftr>
 </file>
 
+<file path=word/footer5.xml><?xml version="1.0" encoding="utf-8"?>
+<w:ftr xmlns:m="http://schemas.openxmlformats.org/officeDocument/2006/math" xmlns:mc="http://schemas.openxmlformats.org/markup-compatibility/2006" xmlns:mo="http://schemas.microsoft.com/office/mac/office/2008/main" xmlns:mv="urn:schemas-microsoft-com:mac:vml" xmlns:o="urn:schemas-microsoft-com:office:office" xmlns:r="http://schemas.openxmlformats.org/officeDocument/2006/relationships" xmlns:v="urn:schemas-microsoft-com:vml" xmlns:w10="urn:schemas-microsoft-com:office:word" xmlns:w14="http://schemas.microsoft.com/office/word/2010/wordml" xmlns:w="http://schemas.openxmlformats.org/wordprocessingml/2006/main" xmlns:wne="http://schemas.microsoft.com/office/word/2006/wordml" xmlns:wp14="http://schemas.microsoft.com/office/word/2010/wordprocessingDrawing" xmlns:wp="http://schemas.openxmlformats.org/drawingml/2006/wordprocessingDrawing" xmlns:wpc="http://schemas.microsoft.com/office/word/2010/wordprocessingCanvas" xmlns:wpg="http://schemas.microsoft.com/office/word/2010/wordprocessingGroup" xmlns:wpi="http://schemas.microsoft.com/office/word/2010/wordprocessingInk" xmlns:wps="http://schemas.microsoft.com/office/word/2010/wordprocessingShape" mc:Ignorable="w14 wp14">
+  <w:p>
+    <w:pPr>
+      <w:pStyle w:val="Footer"/>
+    </w:pPr>
+  </w:p>
+</w:ftr>
+</file>
+
 <file path=word/footnotes.xml><?xml version="1.0" encoding="utf-8"?>
 <w:footnotes xmlns:wpc="http://schemas.microsoft.com/office/word/2010/wordprocessingCanvas" xmlns:cx="http://schemas.microsoft.com/office/drawing/2014/chartex" xmlns:cx1="http://schemas.microsoft.com/office/drawing/2015/9/8/chartex" xmlns:cx2="http://schemas.microsoft.com/office/drawing/2015/10/21/chartex" xmlns:cx3="http://schemas.microsoft.com/office/drawing/2016/5/9/chartex" xmlns:cx4="http://schemas.microsoft.com/office/drawing/2016/5/10/chartex" xmlns:cx5="http://schemas.microsoft.com/office/drawing/2016/5/11/chartex" xmlns:cx6="http://schemas.microsoft.com/office/drawing/2016/5/12/chartex" xmlns:cx7="http://schemas.microsoft.com/office/drawing/2016/5/13/chartex" xmlns:cx8="http://schemas.microsoft.com/office/drawing/2016/5/14/chartex" xmlns:mc="http://schemas.openxmlformats.org/markup-compatibility/2006" xmlns:aink="http://schemas.microsoft.com/office/drawing/2016/ink" xmlns:am3d="http://schemas.microsoft.com/office/drawing/2017/model3d" xmlns:o="urn:schemas-microsoft-com:office:office" xmlns:r="http://schemas.openxmlformats.org/officeDocument/2006/relationships" xmlns:m="http://schemas.openxmlformats.org/officeDocument/2006/math" xmlns:v="urn:schemas-microsoft-com:vml" xmlns:wp14="http://schemas.microsoft.com/office/word/2010/wordprocessingDrawing" xmlns:wp="http://schemas.openxmlformats.org/drawingml/2006/wordprocessingDrawing" xmlns:w10="urn:schemas-microsoft-com:office:word" xmlns:w="http://schemas.openxmlformats.org/wordprocessingml/2006/main" xmlns:w14="http://schemas.microsoft.com/office/word/2010/wordml" xmlns:w15="http://schemas.microsoft.com/office/word/2012/wordml" xmlns:w16cex="http://schemas.microsoft.com/office/word/2018/wordml/cex" xmlns:w16cid="http://schemas.microsoft.com/office/word/2016/wordml/cid" xmlns:w16="http://schemas.microsoft.com/office/word/2018/wordml" xmlns:w16se="http://schemas.microsoft.com/office/word/2015/wordml/symex" xmlns:wpg="http://schemas.microsoft.com/office/word/2010/wordprocessingGroup" xmlns:wpi="http://schemas.microsoft.com/office/word/2010/wordprocessingInk" xmlns:wne="http://schemas.microsoft.com/office/word/2006/wordml" xmlns:wps="http://schemas.microsoft.com/office/word/2010/wordprocessingShape" mc:Ignorable="w14 w15 w16se w16cid w16 w16cex wp14">
   <w:footnote w:type="separator" w:id="-1">
@@ -4063,41 +4075,6 @@
             <w:rPr>
               <w:noProof/>
             </w:rPr>
-            <w:drawing>
-              <wp:inline distT="0" distB="0" distL="0" distR="0" wp14:anchorId="589986C7" wp14:editId="14D46D77">
-                <wp:extent cx="2314286" cy="666667"/>
-                <wp:effectExtent l="0" t="0" r="0" b="635"/>
-                <wp:docPr id="2" name="Picture 2"/>
-                <wp:cNvGraphicFramePr>
-                  <a:graphicFrameLocks xmlns:a="http://schemas.openxmlformats.org/drawingml/2006/main" noChangeAspect="1"/>
-                </wp:cNvGraphicFramePr>
-                <a:graphic xmlns:a="http://schemas.openxmlformats.org/drawingml/2006/main">
-                  <a:graphicData uri="http://schemas.openxmlformats.org/drawingml/2006/picture">
-                    <pic:pic xmlns:pic="http://schemas.openxmlformats.org/drawingml/2006/picture">
-                      <pic:nvPicPr>
-                        <pic:cNvPr id="1" name=""/>
-                        <pic:cNvPicPr/>
-                      </pic:nvPicPr>
-                      <pic:blipFill>
-                        <a:blip r:embed="rId1"/>
-                        <a:stretch>
-                          <a:fillRect/>
-                        </a:stretch>
-                      </pic:blipFill>
-                      <pic:spPr>
-                        <a:xfrm>
-                          <a:off x="0" y="0"/>
-                          <a:ext cx="2314286" cy="666667"/>
-                        </a:xfrm>
-                        <a:prstGeom prst="rect">
-                          <a:avLst/>
-                        </a:prstGeom>
-                      </pic:spPr>
-                    </pic:pic>
-                  </a:graphicData>
-                </a:graphic>
-              </wp:inline>
-            </w:drawing>
           </w:r>
         </w:p>
       </w:tc>
@@ -4231,41 +4208,6 @@
             <w:rPr>
               <w:noProof/>
             </w:rPr>
-            <w:drawing>
-              <wp:inline distT="0" distB="0" distL="0" distR="0" wp14:anchorId="34783AA9" wp14:editId="036F235D">
-                <wp:extent cx="2314286" cy="666667"/>
-                <wp:effectExtent l="0" t="0" r="0" b="635"/>
-                <wp:docPr id="3" name="Picture 3"/>
-                <wp:cNvGraphicFramePr>
-                  <a:graphicFrameLocks xmlns:a="http://schemas.openxmlformats.org/drawingml/2006/main" noChangeAspect="1"/>
-                </wp:cNvGraphicFramePr>
-                <a:graphic xmlns:a="http://schemas.openxmlformats.org/drawingml/2006/main">
-                  <a:graphicData uri="http://schemas.openxmlformats.org/drawingml/2006/picture">
-                    <pic:pic xmlns:pic="http://schemas.openxmlformats.org/drawingml/2006/picture">
-                      <pic:nvPicPr>
-                        <pic:cNvPr id="1" name=""/>
-                        <pic:cNvPicPr/>
-                      </pic:nvPicPr>
-                      <pic:blipFill>
-                        <a:blip r:embed="rId1"/>
-                        <a:stretch>
-                          <a:fillRect/>
-                        </a:stretch>
-                      </pic:blipFill>
-                      <pic:spPr>
-                        <a:xfrm>
-                          <a:off x="0" y="0"/>
-                          <a:ext cx="2314286" cy="666667"/>
-                        </a:xfrm>
-                        <a:prstGeom prst="rect">
-                          <a:avLst/>
-                        </a:prstGeom>
-                      </pic:spPr>
-                    </pic:pic>
-                  </a:graphicData>
-                </a:graphic>
-              </wp:inline>
-            </w:drawing>
           </w:r>
         </w:p>
       </w:tc>
@@ -4472,41 +4414,6 @@
             <w:rPr>
               <w:noProof/>
             </w:rPr>
-            <w:drawing>
-              <wp:inline distT="0" distB="0" distL="0" distR="0" wp14:anchorId="7EA7F072" wp14:editId="0BC0452C">
-                <wp:extent cx="2314286" cy="666667"/>
-                <wp:effectExtent l="0" t="0" r="0" b="635"/>
-                <wp:docPr id="16" name="Picture 16"/>
-                <wp:cNvGraphicFramePr>
-                  <a:graphicFrameLocks xmlns:a="http://schemas.openxmlformats.org/drawingml/2006/main" noChangeAspect="1"/>
-                </wp:cNvGraphicFramePr>
-                <a:graphic xmlns:a="http://schemas.openxmlformats.org/drawingml/2006/main">
-                  <a:graphicData uri="http://schemas.openxmlformats.org/drawingml/2006/picture">
-                    <pic:pic xmlns:pic="http://schemas.openxmlformats.org/drawingml/2006/picture">
-                      <pic:nvPicPr>
-                        <pic:cNvPr id="1" name=""/>
-                        <pic:cNvPicPr/>
-                      </pic:nvPicPr>
-                      <pic:blipFill>
-                        <a:blip r:embed="rId1"/>
-                        <a:stretch>
-                          <a:fillRect/>
-                        </a:stretch>
-                      </pic:blipFill>
-                      <pic:spPr>
-                        <a:xfrm>
-                          <a:off x="0" y="0"/>
-                          <a:ext cx="2314286" cy="666667"/>
-                        </a:xfrm>
-                        <a:prstGeom prst="rect">
-                          <a:avLst/>
-                        </a:prstGeom>
-                      </pic:spPr>
-                    </pic:pic>
-                  </a:graphicData>
-                </a:graphic>
-              </wp:inline>
-            </w:drawing>
           </w:r>
         </w:p>
       </w:tc>
@@ -4731,56 +4638,6 @@
               <w:sz w:val="20"/>
               <w:szCs w:val="20"/>
             </w:rPr>
-            <w:drawing>
-              <wp:inline distT="0" distB="0" distL="0" distR="0" wp14:anchorId="6A2A50EB" wp14:editId="746F4074">
-                <wp:extent cx="954410" cy="347731"/>
-                <wp:effectExtent l="0" t="0" r="0" b="0"/>
-                <wp:docPr id="148" name="Picture 148"/>
-                <wp:cNvGraphicFramePr>
-                  <a:graphicFrameLocks xmlns:a="http://schemas.openxmlformats.org/drawingml/2006/main" noChangeAspect="1"/>
-                </wp:cNvGraphicFramePr>
-                <a:graphic xmlns:a="http://schemas.openxmlformats.org/drawingml/2006/main">
-                  <a:graphicData uri="http://schemas.openxmlformats.org/drawingml/2006/picture">
-                    <pic:pic xmlns:pic="http://schemas.openxmlformats.org/drawingml/2006/picture">
-                      <pic:nvPicPr>
-                        <pic:cNvPr id="0" name="Picture 3" descr="C:\Documents and Settings\q741377\Desktop\Q_hor_pos_full_spot_B_small.jpg"/>
-                        <pic:cNvPicPr>
-                          <a:picLocks noChangeAspect="1" noChangeArrowheads="1"/>
-                        </pic:cNvPicPr>
-                      </pic:nvPicPr>
-                      <pic:blipFill>
-                        <a:blip r:embed="rId1" cstate="print">
-                          <a:extLst>
-                            <a:ext uri="{28A0092B-C50C-407E-A947-70E740481C1C}">
-                              <a14:useLocalDpi xmlns:a14="http://schemas.microsoft.com/office/drawing/2010/main" val="0"/>
-                            </a:ext>
-                          </a:extLst>
-                        </a:blip>
-                        <a:stretch>
-                          <a:fillRect/>
-                        </a:stretch>
-                      </pic:blipFill>
-                      <pic:spPr bwMode="auto">
-                        <a:xfrm>
-                          <a:off x="0" y="0"/>
-                          <a:ext cx="954410" cy="347731"/>
-                        </a:xfrm>
-                        <a:prstGeom prst="rect">
-                          <a:avLst/>
-                        </a:prstGeom>
-                        <a:noFill/>
-                        <a:ln w="9525">
-                          <a:noFill/>
-                          <a:miter lim="800000"/>
-                          <a:headEnd/>
-                          <a:tailEnd/>
-                        </a:ln>
-                      </pic:spPr>
-                    </pic:pic>
-                  </a:graphicData>
-                </a:graphic>
-              </wp:inline>
-            </w:drawing>
           </w:r>
         </w:p>
         <w:p>
@@ -4977,56 +4834,6 @@
               <w:sz w:val="20"/>
               <w:szCs w:val="20"/>
             </w:rPr>
-            <w:drawing>
-              <wp:inline distT="0" distB="0" distL="0" distR="0" wp14:anchorId="6B08905C" wp14:editId="4296FAC1">
-                <wp:extent cx="954410" cy="347731"/>
-                <wp:effectExtent l="0" t="0" r="0" b="0"/>
-                <wp:docPr id="149" name="Picture 3"/>
-                <wp:cNvGraphicFramePr>
-                  <a:graphicFrameLocks xmlns:a="http://schemas.openxmlformats.org/drawingml/2006/main" noChangeAspect="1"/>
-                </wp:cNvGraphicFramePr>
-                <a:graphic xmlns:a="http://schemas.openxmlformats.org/drawingml/2006/main">
-                  <a:graphicData uri="http://schemas.openxmlformats.org/drawingml/2006/picture">
-                    <pic:pic xmlns:pic="http://schemas.openxmlformats.org/drawingml/2006/picture">
-                      <pic:nvPicPr>
-                        <pic:cNvPr id="0" name="Picture 3" descr="C:\Documents and Settings\q741377\Desktop\Q_hor_pos_full_spot_B_small.jpg"/>
-                        <pic:cNvPicPr>
-                          <a:picLocks noChangeAspect="1" noChangeArrowheads="1"/>
-                        </pic:cNvPicPr>
-                      </pic:nvPicPr>
-                      <pic:blipFill>
-                        <a:blip r:embed="rId1" cstate="print">
-                          <a:extLst>
-                            <a:ext uri="{28A0092B-C50C-407E-A947-70E740481C1C}">
-                              <a14:useLocalDpi xmlns:a14="http://schemas.microsoft.com/office/drawing/2010/main" val="0"/>
-                            </a:ext>
-                          </a:extLst>
-                        </a:blip>
-                        <a:stretch>
-                          <a:fillRect/>
-                        </a:stretch>
-                      </pic:blipFill>
-                      <pic:spPr bwMode="auto">
-                        <a:xfrm>
-                          <a:off x="0" y="0"/>
-                          <a:ext cx="954410" cy="347731"/>
-                        </a:xfrm>
-                        <a:prstGeom prst="rect">
-                          <a:avLst/>
-                        </a:prstGeom>
-                        <a:noFill/>
-                        <a:ln w="9525">
-                          <a:noFill/>
-                          <a:miter lim="800000"/>
-                          <a:headEnd/>
-                          <a:tailEnd/>
-                        </a:ln>
-                      </pic:spPr>
-                    </pic:pic>
-                  </a:graphicData>
-                </a:graphic>
-              </wp:inline>
-            </w:drawing>
           </w:r>
         </w:p>
         <w:p>
@@ -5195,6 +5002,16 @@
         <w:sz w:val="20"/>
         <w:szCs w:val="20"/>
       </w:rPr>
+    </w:pPr>
+  </w:p>
+</w:hdr>
+</file>
+
+<file path=word/header5.xml><?xml version="1.0" encoding="utf-8"?>
+<w:hdr xmlns:m="http://schemas.openxmlformats.org/officeDocument/2006/math" xmlns:mc="http://schemas.openxmlformats.org/markup-compatibility/2006" xmlns:mo="http://schemas.microsoft.com/office/mac/office/2008/main" xmlns:mv="urn:schemas-microsoft-com:mac:vml" xmlns:o="urn:schemas-microsoft-com:office:office" xmlns:r="http://schemas.openxmlformats.org/officeDocument/2006/relationships" xmlns:v="urn:schemas-microsoft-com:vml" xmlns:w10="urn:schemas-microsoft-com:office:word" xmlns:w14="http://schemas.microsoft.com/office/word/2010/wordml" xmlns:w="http://schemas.openxmlformats.org/wordprocessingml/2006/main" xmlns:wne="http://schemas.microsoft.com/office/word/2006/wordml" xmlns:wp14="http://schemas.microsoft.com/office/word/2010/wordprocessingDrawing" xmlns:wp="http://schemas.openxmlformats.org/drawingml/2006/wordprocessingDrawing" xmlns:wpc="http://schemas.microsoft.com/office/word/2010/wordprocessingCanvas" xmlns:wpg="http://schemas.microsoft.com/office/word/2010/wordprocessingGroup" xmlns:wpi="http://schemas.microsoft.com/office/word/2010/wordprocessingInk" xmlns:wps="http://schemas.microsoft.com/office/word/2010/wordprocessingShape" mc:Ignorable="w14 wp14">
+  <w:p>
+    <w:pPr>
+      <w:pStyle w:val="Header"/>
     </w:pPr>
   </w:p>
 </w:hdr>
